--- a/templates/pretenzii/44_аук_единовр_пост_претензия.docx
+++ b/templates/pretenzii/44_аук_единовр_пост_претензия.docx
@@ -16,7 +16,6 @@
           <w:noProof/>
           <w:sz w:val="24"/>
           <w:szCs w:val="24"/>
-          <w:highlight w:val="yellow"/>
         </w:rPr>
         <w:drawing>
           <wp:anchor distT="0" distB="0" distL="114300" distR="114300" simplePos="0" relativeHeight="251657728" behindDoc="0" locked="0" layoutInCell="1" allowOverlap="1">
@@ -89,7 +88,6 @@
           <w:b/>
           <w:sz w:val="24"/>
           <w:szCs w:val="24"/>
-          <w:highlight w:val="yellow"/>
         </w:rPr>
       </w:pPr>
       <w:r>
@@ -97,27 +95,26 @@
           <w:b/>
           <w:sz w:val="24"/>
           <w:szCs w:val="24"/>
-          <w:highlight w:val="yellow"/>
-        </w:rPr>
-        <w:t xml:space="preserve">{должность_адресата_дат}</w:t>
-      </w:r>
+        </w:rPr>
+        <w:t>{</w:t>
+      </w:r>
+      <w:proofErr w:type="spellStart"/>
       <w:r>
         <w:rPr>
           <w:b/>
           <w:sz w:val="24"/>
           <w:szCs w:val="24"/>
-          <w:highlight w:val="yellow"/>
-        </w:rPr>
-        <w:t/>
-      </w:r>
+        </w:rPr>
+        <w:t>должность_адресата_дат</w:t>
+      </w:r>
+      <w:proofErr w:type="spellEnd"/>
       <w:r>
         <w:rPr>
           <w:b/>
           <w:sz w:val="24"/>
           <w:szCs w:val="24"/>
-          <w:highlight w:val="yellow"/>
-        </w:rPr>
-        <w:t/>
+        </w:rPr>
+        <w:t>}</w:t>
       </w:r>
     </w:p>
     <w:p>
@@ -127,7 +124,6 @@
           <w:b/>
           <w:sz w:val="24"/>
           <w:szCs w:val="24"/>
-          <w:highlight w:val="yellow"/>
         </w:rPr>
       </w:pPr>
       <w:r>
@@ -135,27 +131,26 @@
           <w:b/>
           <w:sz w:val="24"/>
           <w:szCs w:val="24"/>
-          <w:highlight w:val="yellow"/>
-        </w:rPr>
-        <w:t xml:space="preserve">{наименование_контрагента}</w:t>
-      </w:r>
+        </w:rPr>
+        <w:t>{</w:t>
+      </w:r>
+      <w:proofErr w:type="spellStart"/>
       <w:r>
         <w:rPr>
           <w:b/>
           <w:sz w:val="24"/>
           <w:szCs w:val="24"/>
-          <w:highlight w:val="yellow"/>
-        </w:rPr>
-        <w:t/>
-      </w:r>
+        </w:rPr>
+        <w:t>наименование_контрагента</w:t>
+      </w:r>
+      <w:proofErr w:type="spellEnd"/>
       <w:r>
         <w:rPr>
           <w:b/>
           <w:sz w:val="24"/>
           <w:szCs w:val="24"/>
-          <w:highlight w:val="yellow"/>
-        </w:rPr>
-        <w:t/>
+        </w:rPr>
+        <w:t>}</w:t>
       </w:r>
     </w:p>
     <w:p>
@@ -171,25 +166,26 @@
           <w:b/>
           <w:sz w:val="24"/>
           <w:szCs w:val="24"/>
-          <w:highlight w:val="yellow"/>
-        </w:rPr>
-        <w:t xml:space="preserve">{фио_адресата_дат}</w:t>
-      </w:r>
+        </w:rPr>
+        <w:t>{</w:t>
+      </w:r>
+      <w:proofErr w:type="spellStart"/>
       <w:r>
         <w:rPr>
           <w:b/>
           <w:sz w:val="24"/>
           <w:szCs w:val="24"/>
         </w:rPr>
-        <w:t/>
-      </w:r>
+        <w:t>фио_адресата_дат</w:t>
+      </w:r>
+      <w:proofErr w:type="spellEnd"/>
       <w:r>
         <w:rPr>
           <w:b/>
           <w:sz w:val="24"/>
           <w:szCs w:val="24"/>
         </w:rPr>
-        <w:t/>
+        <w:t>}</w:t>
       </w:r>
     </w:p>
     <w:p>
@@ -200,27 +196,6 @@
           <w:szCs w:val="24"/>
         </w:rPr>
       </w:pPr>
-      <w:r>
-        <w:rPr>
-          <w:sz w:val="24"/>
-          <w:szCs w:val="24"/>
-        </w:rPr>
-        <w:t/>
-      </w:r>
-      <w:r>
-        <w:rPr>
-          <w:sz w:val="24"/>
-          <w:szCs w:val="24"/>
-        </w:rPr>
-        <w:t/>
-      </w:r>
-      <w:r>
-        <w:rPr>
-          <w:sz w:val="24"/>
-          <w:szCs w:val="24"/>
-        </w:rPr>
-        <w:t/>
-      </w:r>
     </w:p>
     <w:p>
       <w:pPr>
@@ -228,14 +203,12 @@
         <w:rPr>
           <w:sz w:val="24"/>
           <w:szCs w:val="24"/>
-          <w:highlight w:val="yellow"/>
-        </w:rPr>
-      </w:pPr>
-      <w:r>
-        <w:rPr>
-          <w:sz w:val="24"/>
-          <w:szCs w:val="24"/>
-          <w:highlight w:val="yellow"/>
+        </w:rPr>
+      </w:pPr>
+      <w:r>
+        <w:rPr>
+          <w:sz w:val="24"/>
+          <w:szCs w:val="24"/>
         </w:rPr>
         <w:t xml:space="preserve">Адрес юридического лица: </w:t>
       </w:r>
@@ -243,49 +216,24 @@
         <w:rPr>
           <w:sz w:val="24"/>
           <w:szCs w:val="24"/>
-          <w:highlight w:val="yellow"/>
-        </w:rPr>
-        <w:t xml:space="preserve">{адрес_юр_лица}</w:t>
-      </w:r>
-      <w:r>
-        <w:rPr>
-          <w:sz w:val="24"/>
-          <w:szCs w:val="24"/>
-          <w:highlight w:val="yellow"/>
-        </w:rPr>
-        <w:t/>
-      </w:r>
-      <w:r>
-        <w:rPr>
-          <w:sz w:val="24"/>
-          <w:szCs w:val="24"/>
-          <w:highlight w:val="yellow"/>
-        </w:rPr>
-        <w:t/>
-      </w:r>
-      <w:r>
-        <w:rPr>
-          <w:sz w:val="24"/>
-          <w:szCs w:val="24"/>
-          <w:highlight w:val="yellow"/>
-        </w:rPr>
-        <w:t/>
-      </w:r>
-      <w:r>
-        <w:rPr>
-          <w:sz w:val="24"/>
-          <w:szCs w:val="24"/>
-          <w:highlight w:val="yellow"/>
-        </w:rPr>
-        <w:t/>
-      </w:r>
-      <w:r>
-        <w:rPr>
-          <w:sz w:val="24"/>
-          <w:szCs w:val="24"/>
-          <w:highlight w:val="yellow"/>
-        </w:rPr>
-        <w:t/>
+        </w:rPr>
+        <w:t>{</w:t>
+      </w:r>
+      <w:proofErr w:type="spellStart"/>
+      <w:r>
+        <w:rPr>
+          <w:sz w:val="24"/>
+          <w:szCs w:val="24"/>
+        </w:rPr>
+        <w:t>адрес_юр_лица</w:t>
+      </w:r>
+      <w:proofErr w:type="spellEnd"/>
+      <w:r>
+        <w:rPr>
+          <w:sz w:val="24"/>
+          <w:szCs w:val="24"/>
+        </w:rPr>
+        <w:t>}</w:t>
       </w:r>
     </w:p>
     <w:p>
@@ -294,106 +242,62 @@
         <w:rPr>
           <w:sz w:val="24"/>
           <w:szCs w:val="24"/>
-          <w:highlight w:val="yellow"/>
-        </w:rPr>
-      </w:pPr>
-      <w:r>
-        <w:rPr>
-          <w:sz w:val="24"/>
-          <w:szCs w:val="24"/>
-          <w:highlight w:val="yellow"/>
-        </w:rPr>
-        <w:t xml:space="preserve">{#почтовый_адрес}Почтовый адрес: {почтовый_адрес}{/почтовый_адрес}</w:t>
-      </w:r>
-      <w:r>
-        <w:rPr>
-          <w:sz w:val="24"/>
-          <w:szCs w:val="24"/>
-          <w:highlight w:val="yellow"/>
-        </w:rPr>
-        <w:t/>
-      </w:r>
-      <w:r>
-        <w:rPr>
-          <w:sz w:val="24"/>
-          <w:szCs w:val="24"/>
-          <w:highlight w:val="yellow"/>
-        </w:rPr>
-        <w:t/>
-      </w:r>
-      <w:r>
-        <w:rPr>
-          <w:sz w:val="24"/>
-          <w:szCs w:val="24"/>
-          <w:highlight w:val="yellow"/>
-        </w:rPr>
-        <w:t/>
+        </w:rPr>
+      </w:pPr>
+      <w:r>
+        <w:rPr>
+          <w:sz w:val="24"/>
+          <w:szCs w:val="24"/>
+        </w:rPr>
+        <w:t>{#почтовый_</w:t>
       </w:r>
       <w:proofErr w:type="gramStart"/>
       <w:r>
         <w:rPr>
           <w:sz w:val="24"/>
           <w:szCs w:val="24"/>
-          <w:highlight w:val="yellow"/>
-        </w:rPr>
-        <w:t/>
-      </w:r>
-      <w:r>
-        <w:rPr>
-          <w:sz w:val="24"/>
-          <w:szCs w:val="24"/>
-          <w:highlight w:val="yellow"/>
-        </w:rPr>
-        <w:t/>
-      </w:r>
-      <w:r>
-        <w:rPr>
-          <w:sz w:val="24"/>
-          <w:szCs w:val="24"/>
-          <w:highlight w:val="yellow"/>
-        </w:rPr>
-        <w:t/>
+        </w:rPr>
+        <w:t>адрес}Почтовый</w:t>
       </w:r>
       <w:proofErr w:type="gramEnd"/>
       <w:r>
         <w:rPr>
           <w:sz w:val="24"/>
           <w:szCs w:val="24"/>
-          <w:highlight w:val="yellow"/>
-        </w:rPr>
-        <w:t/>
-      </w:r>
-      <w:r>
-        <w:rPr>
-          <w:sz w:val="24"/>
-          <w:szCs w:val="24"/>
-          <w:highlight w:val="yellow"/>
-        </w:rPr>
-        <w:t/>
-      </w:r>
-      <w:r>
-        <w:rPr>
-          <w:sz w:val="24"/>
-          <w:szCs w:val="24"/>
-          <w:highlight w:val="yellow"/>
-        </w:rPr>
-        <w:t/>
-      </w:r>
-      <w:r>
-        <w:rPr>
-          <w:sz w:val="24"/>
-          <w:szCs w:val="24"/>
-          <w:highlight w:val="yellow"/>
-        </w:rPr>
-        <w:t/>
-      </w:r>
-      <w:r>
-        <w:rPr>
-          <w:sz w:val="24"/>
-          <w:szCs w:val="24"/>
-          <w:highlight w:val="yellow"/>
-        </w:rPr>
-        <w:t/>
+        </w:rPr>
+        <w:t xml:space="preserve"> адрес: {</w:t>
+      </w:r>
+      <w:proofErr w:type="spellStart"/>
+      <w:r>
+        <w:rPr>
+          <w:sz w:val="24"/>
+          <w:szCs w:val="24"/>
+        </w:rPr>
+        <w:t>почтовый_адрес</w:t>
+      </w:r>
+      <w:proofErr w:type="spellEnd"/>
+      <w:r>
+        <w:rPr>
+          <w:sz w:val="24"/>
+          <w:szCs w:val="24"/>
+        </w:rPr>
+        <w:t>}{/</w:t>
+      </w:r>
+      <w:proofErr w:type="spellStart"/>
+      <w:r>
+        <w:rPr>
+          <w:sz w:val="24"/>
+          <w:szCs w:val="24"/>
+        </w:rPr>
+        <w:t>почтовый_адрес</w:t>
+      </w:r>
+      <w:proofErr w:type="spellEnd"/>
+      <w:r>
+        <w:rPr>
+          <w:sz w:val="24"/>
+          <w:szCs w:val="24"/>
+        </w:rPr>
+        <w:t>}</w:t>
       </w:r>
     </w:p>
     <w:p>
@@ -402,14 +306,12 @@
         <w:rPr>
           <w:sz w:val="24"/>
           <w:szCs w:val="24"/>
-          <w:highlight w:val="yellow"/>
-        </w:rPr>
-      </w:pPr>
-      <w:r>
-        <w:rPr>
-          <w:sz w:val="24"/>
-          <w:szCs w:val="24"/>
-          <w:highlight w:val="yellow"/>
+        </w:rPr>
+      </w:pPr>
+      <w:r>
+        <w:rPr>
+          <w:sz w:val="24"/>
+          <w:szCs w:val="24"/>
         </w:rPr>
         <w:t>ОГР</w:t>
       </w:r>
@@ -417,7 +319,6 @@
         <w:rPr>
           <w:sz w:val="24"/>
           <w:szCs w:val="24"/>
-          <w:highlight w:val="yellow"/>
         </w:rPr>
         <w:t xml:space="preserve">Н </w:t>
       </w:r>
@@ -425,75 +326,54 @@
         <w:rPr>
           <w:sz w:val="24"/>
           <w:szCs w:val="24"/>
-          <w:highlight w:val="yellow"/>
-        </w:rPr>
-        <w:t xml:space="preserve">{огрн}</w:t>
-      </w:r>
-      <w:r>
-        <w:rPr>
-          <w:sz w:val="24"/>
-          <w:szCs w:val="24"/>
-          <w:highlight w:val="yellow"/>
-        </w:rPr>
-        <w:t/>
-      </w:r>
-      <w:r>
-        <w:rPr>
-          <w:sz w:val="24"/>
-          <w:szCs w:val="24"/>
-          <w:highlight w:val="yellow"/>
-        </w:rPr>
-        <w:t/>
-      </w:r>
-      <w:r>
-        <w:rPr>
-          <w:sz w:val="24"/>
-          <w:szCs w:val="24"/>
-          <w:highlight w:val="yellow"/>
+        </w:rPr>
+        <w:t>{</w:t>
+      </w:r>
+      <w:proofErr w:type="spellStart"/>
+      <w:r>
+        <w:rPr>
+          <w:sz w:val="24"/>
+          <w:szCs w:val="24"/>
+        </w:rPr>
+        <w:t>огрн</w:t>
+      </w:r>
+      <w:proofErr w:type="spellEnd"/>
+      <w:r>
+        <w:rPr>
+          <w:sz w:val="24"/>
+          <w:szCs w:val="24"/>
+        </w:rPr>
+        <w:t>}</w:t>
+      </w:r>
+      <w:r>
+        <w:rPr>
+          <w:sz w:val="24"/>
+          <w:szCs w:val="24"/>
         </w:rPr>
         <w:t xml:space="preserve">, ИНН </w:t>
       </w:r>
-      <w:proofErr w:type="gramStart"/>
-      <w:r>
-        <w:rPr>
-          <w:sz w:val="24"/>
-          <w:szCs w:val="24"/>
-          <w:highlight w:val="yellow"/>
-        </w:rPr>
-        <w:t xml:space="preserve">{инн}</w:t>
-      </w:r>
-      <w:r>
-        <w:rPr>
-          <w:sz w:val="24"/>
-          <w:szCs w:val="24"/>
-          <w:highlight w:val="yellow"/>
-        </w:rPr>
-        <w:t/>
-      </w:r>
-      <w:r>
-        <w:rPr>
-          <w:sz w:val="24"/>
-          <w:szCs w:val="24"/>
-          <w:highlight w:val="yellow"/>
-        </w:rPr>
-        <w:t/>
-      </w:r>
-      <w:proofErr w:type="gramEnd"/>
-      <w:r>
-        <w:rPr>
-          <w:sz w:val="24"/>
-          <w:szCs w:val="24"/>
-          <w:highlight w:val="yellow"/>
-        </w:rPr>
-        <w:t/>
-      </w:r>
-      <w:r>
-        <w:rPr>
-          <w:sz w:val="24"/>
-          <w:szCs w:val="24"/>
-          <w:highlight w:val="yellow"/>
-        </w:rPr>
-        <w:t/>
+      <w:r>
+        <w:rPr>
+          <w:sz w:val="24"/>
+          <w:szCs w:val="24"/>
+        </w:rPr>
+        <w:t>{</w:t>
+      </w:r>
+      <w:proofErr w:type="spellStart"/>
+      <w:r>
+        <w:rPr>
+          <w:sz w:val="24"/>
+          <w:szCs w:val="24"/>
+        </w:rPr>
+        <w:t>инн</w:t>
+      </w:r>
+      <w:proofErr w:type="spellEnd"/>
+      <w:r>
+        <w:rPr>
+          <w:sz w:val="24"/>
+          <w:szCs w:val="24"/>
+        </w:rPr>
+        <w:t>}</w:t>
       </w:r>
     </w:p>
     <w:p>
@@ -502,14 +382,12 @@
         <w:rPr>
           <w:sz w:val="24"/>
           <w:szCs w:val="24"/>
-          <w:highlight w:val="yellow"/>
-        </w:rPr>
-      </w:pPr>
-      <w:r>
-        <w:rPr>
-          <w:sz w:val="24"/>
-          <w:szCs w:val="24"/>
-          <w:highlight w:val="yellow"/>
+        </w:rPr>
+      </w:pPr>
+      <w:r>
+        <w:rPr>
+          <w:sz w:val="24"/>
+          <w:szCs w:val="24"/>
         </w:rPr>
         <w:t xml:space="preserve">Адрес электронной почты: </w:t>
       </w:r>
@@ -517,25 +395,24 @@
         <w:rPr>
           <w:sz w:val="24"/>
           <w:szCs w:val="24"/>
-          <w:highlight w:val="yellow"/>
-        </w:rPr>
-        <w:t xml:space="preserve">{email_контрагента}</w:t>
-      </w:r>
-      <w:r>
-        <w:rPr>
-          <w:sz w:val="24"/>
-          <w:szCs w:val="24"/>
-          <w:highlight w:val="yellow"/>
-        </w:rPr>
-        <w:t/>
-      </w:r>
-      <w:r>
-        <w:rPr>
-          <w:sz w:val="24"/>
-          <w:szCs w:val="24"/>
-          <w:highlight w:val="yellow"/>
-        </w:rPr>
-        <w:t/>
+        </w:rPr>
+        <w:t>{</w:t>
+      </w:r>
+      <w:proofErr w:type="spellStart"/>
+      <w:r>
+        <w:rPr>
+          <w:sz w:val="24"/>
+          <w:szCs w:val="24"/>
+        </w:rPr>
+        <w:t>email_контрагента</w:t>
+      </w:r>
+      <w:proofErr w:type="spellEnd"/>
+      <w:r>
+        <w:rPr>
+          <w:sz w:val="24"/>
+          <w:szCs w:val="24"/>
+        </w:rPr>
+        <w:t>}</w:t>
       </w:r>
     </w:p>
     <w:p>
@@ -544,14 +421,12 @@
         <w:rPr>
           <w:sz w:val="24"/>
           <w:szCs w:val="24"/>
-          <w:lang w:val="en-US"/>
-        </w:rPr>
-      </w:pPr>
-      <w:r>
-        <w:rPr>
-          <w:sz w:val="24"/>
-          <w:szCs w:val="24"/>
-          <w:highlight w:val="yellow"/>
+        </w:rPr>
+      </w:pPr>
+      <w:r>
+        <w:rPr>
+          <w:sz w:val="24"/>
+          <w:szCs w:val="24"/>
         </w:rPr>
         <w:t xml:space="preserve">Телефон: </w:t>
       </w:r>
@@ -559,24 +434,24 @@
         <w:rPr>
           <w:sz w:val="24"/>
           <w:szCs w:val="24"/>
-          <w:lang w:val="en-US"/>
-        </w:rPr>
-        <w:t xml:space="preserve">{телефон_контрагента}</w:t>
-      </w:r>
-      <w:r>
-        <w:rPr>
-          <w:sz w:val="24"/>
-          <w:szCs w:val="24"/>
-        </w:rPr>
-        <w:t/>
-      </w:r>
-      <w:r>
-        <w:rPr>
-          <w:sz w:val="24"/>
-          <w:szCs w:val="24"/>
-          <w:lang w:val="en-US"/>
-        </w:rPr>
-        <w:t/>
+        </w:rPr>
+        <w:t>{</w:t>
+      </w:r>
+      <w:proofErr w:type="spellStart"/>
+      <w:r>
+        <w:rPr>
+          <w:sz w:val="24"/>
+          <w:szCs w:val="24"/>
+        </w:rPr>
+        <w:t>телефон_контрагента</w:t>
+      </w:r>
+      <w:proofErr w:type="spellEnd"/>
+      <w:r>
+        <w:rPr>
+          <w:sz w:val="24"/>
+          <w:szCs w:val="24"/>
+        </w:rPr>
+        <w:t>}</w:t>
       </w:r>
     </w:p>
     <w:p>
@@ -652,7 +527,6 @@
         <w:rPr>
           <w:sz w:val="24"/>
           <w:szCs w:val="24"/>
-          <w:highlight w:val="yellow"/>
         </w:rPr>
       </w:pPr>
     </w:p>
@@ -674,31 +548,29 @@
         <w:rPr>
           <w:sz w:val="24"/>
           <w:szCs w:val="24"/>
-          <w:highlight w:val="yellow"/>
-        </w:rPr>
-        <w:t xml:space="preserve">{дата_поставки}</w:t>
-      </w:r>
-      <w:r>
-        <w:rPr>
-          <w:sz w:val="24"/>
-          <w:szCs w:val="24"/>
-          <w:highlight w:val="yellow"/>
-        </w:rPr>
-        <w:t/>
-      </w:r>
-      <w:r>
-        <w:rPr>
-          <w:sz w:val="24"/>
-          <w:szCs w:val="24"/>
-          <w:highlight w:val="yellow"/>
-        </w:rPr>
-        <w:t/>
-      </w:r>
-      <w:r>
-        <w:rPr>
-          <w:sz w:val="24"/>
-          <w:szCs w:val="24"/>
-          <w:highlight w:val="yellow"/>
+        </w:rPr>
+        <w:t>{</w:t>
+      </w:r>
+      <w:proofErr w:type="spellStart"/>
+      <w:r>
+        <w:rPr>
+          <w:sz w:val="24"/>
+          <w:szCs w:val="24"/>
+        </w:rPr>
+        <w:t>дата_поставки</w:t>
+      </w:r>
+      <w:proofErr w:type="spellEnd"/>
+      <w:r>
+        <w:rPr>
+          <w:sz w:val="24"/>
+          <w:szCs w:val="24"/>
+        </w:rPr>
+        <w:t>}</w:t>
+      </w:r>
+      <w:r>
+        <w:rPr>
+          <w:sz w:val="24"/>
+          <w:szCs w:val="24"/>
         </w:rPr>
         <w:t xml:space="preserve"> </w:t>
       </w:r>
@@ -706,65 +578,70 @@
         <w:rPr>
           <w:sz w:val="24"/>
           <w:szCs w:val="24"/>
-          <w:highlight w:val="yellow"/>
-        </w:rPr>
-        <w:t xml:space="preserve">{наименование_контрагента}</w:t>
-      </w:r>
-      <w:r>
-        <w:rPr>
-          <w:sz w:val="24"/>
-          <w:szCs w:val="24"/>
-        </w:rPr>
-        <w:t/>
-      </w:r>
-      <w:r>
-        <w:rPr>
-          <w:sz w:val="24"/>
-          <w:szCs w:val="24"/>
-        </w:rPr>
-        <w:t/>
-      </w:r>
-      <w:r>
-        <w:rPr>
-          <w:sz w:val="24"/>
-          <w:szCs w:val="24"/>
-        </w:rPr>
-        <w:t xml:space="preserve"> (далее - Поставщик) произведена поставка Товара, соответствующего условиям </w:t>
-      </w:r>
-      <w:r>
-        <w:rPr>
-          <w:sz w:val="24"/>
-          <w:szCs w:val="24"/>
-        </w:rPr>
-        <w:t>д</w:t>
-      </w:r>
-      <w:r>
-        <w:rPr>
-          <w:sz w:val="24"/>
-          <w:szCs w:val="24"/>
-        </w:rPr>
-        <w:t xml:space="preserve">оговора </w:t>
-      </w:r>
-      <w:r>
-        <w:rPr>
-          <w:sz w:val="24"/>
-          <w:szCs w:val="24"/>
-        </w:rPr>
-        <w:t xml:space="preserve">№ {номер_договора} от {дата_договора}</w:t>
-      </w:r>
-      <w:r>
-        <w:rPr>
-          <w:sz w:val="24"/>
-          <w:szCs w:val="24"/>
-        </w:rPr>
-        <w:t/>
-      </w:r>
-      <w:r>
-        <w:rPr>
-          <w:sz w:val="24"/>
-          <w:szCs w:val="24"/>
-        </w:rPr>
-        <w:t/>
+        </w:rPr>
+        <w:t>{</w:t>
+      </w:r>
+      <w:proofErr w:type="spellStart"/>
+      <w:r>
+        <w:rPr>
+          <w:sz w:val="24"/>
+          <w:szCs w:val="24"/>
+        </w:rPr>
+        <w:t>наименование_контрагента</w:t>
+      </w:r>
+      <w:proofErr w:type="spellEnd"/>
+      <w:r>
+        <w:rPr>
+          <w:sz w:val="24"/>
+          <w:szCs w:val="24"/>
+        </w:rPr>
+        <w:t>}</w:t>
+      </w:r>
+      <w:r>
+        <w:rPr>
+          <w:sz w:val="24"/>
+          <w:szCs w:val="24"/>
+        </w:rPr>
+        <w:t xml:space="preserve"> (далее - Поставщик) произведена поставка Товара, соответствующего условиям договора </w:t>
+      </w:r>
+      <w:r>
+        <w:rPr>
+          <w:sz w:val="24"/>
+          <w:szCs w:val="24"/>
+        </w:rPr>
+        <w:t>№ {</w:t>
+      </w:r>
+      <w:proofErr w:type="spellStart"/>
+      <w:r>
+        <w:rPr>
+          <w:sz w:val="24"/>
+          <w:szCs w:val="24"/>
+        </w:rPr>
+        <w:t>номер_договора</w:t>
+      </w:r>
+      <w:proofErr w:type="spellEnd"/>
+      <w:r>
+        <w:rPr>
+          <w:sz w:val="24"/>
+          <w:szCs w:val="24"/>
+        </w:rPr>
+        <w:t>} от {</w:t>
+      </w:r>
+      <w:proofErr w:type="spellStart"/>
+      <w:r>
+        <w:rPr>
+          <w:sz w:val="24"/>
+          <w:szCs w:val="24"/>
+        </w:rPr>
+        <w:t>дата_договора</w:t>
+      </w:r>
+      <w:proofErr w:type="spellEnd"/>
+      <w:r>
+        <w:rPr>
+          <w:sz w:val="24"/>
+          <w:szCs w:val="24"/>
+        </w:rPr>
+        <w:t>}</w:t>
       </w:r>
       <w:r>
         <w:rPr>
@@ -778,21 +655,23 @@
           <w:sz w:val="24"/>
           <w:szCs w:val="24"/>
         </w:rPr>
-        <w:t xml:space="preserve">{количество_поставки}</w:t>
-      </w:r>
-      <w:r>
-        <w:rPr>
-          <w:sz w:val="24"/>
-          <w:szCs w:val="24"/>
-        </w:rPr>
-        <w:t/>
-      </w:r>
-      <w:r>
-        <w:rPr>
-          <w:sz w:val="24"/>
-          <w:szCs w:val="24"/>
-        </w:rPr>
-        <w:t/>
+        <w:t>{</w:t>
+      </w:r>
+      <w:proofErr w:type="spellStart"/>
+      <w:r>
+        <w:rPr>
+          <w:sz w:val="24"/>
+          <w:szCs w:val="24"/>
+        </w:rPr>
+        <w:t>количество_поставки</w:t>
+      </w:r>
+      <w:proofErr w:type="spellEnd"/>
+      <w:r>
+        <w:rPr>
+          <w:sz w:val="24"/>
+          <w:szCs w:val="24"/>
+        </w:rPr>
+        <w:t>}</w:t>
       </w:r>
       <w:r>
         <w:rPr>
@@ -806,21 +685,23 @@
           <w:sz w:val="24"/>
           <w:szCs w:val="24"/>
         </w:rPr>
-        <w:t xml:space="preserve">{единица_измерения}</w:t>
-      </w:r>
-      <w:r>
-        <w:rPr>
-          <w:sz w:val="24"/>
-          <w:szCs w:val="24"/>
-        </w:rPr>
-        <w:t/>
-      </w:r>
-      <w:r>
-        <w:rPr>
-          <w:sz w:val="24"/>
-          <w:szCs w:val="24"/>
-        </w:rPr>
-        <w:t/>
+        <w:t>{</w:t>
+      </w:r>
+      <w:proofErr w:type="spellStart"/>
+      <w:r>
+        <w:rPr>
+          <w:sz w:val="24"/>
+          <w:szCs w:val="24"/>
+        </w:rPr>
+        <w:t>единица_измерения</w:t>
+      </w:r>
+      <w:proofErr w:type="spellEnd"/>
+      <w:r>
+        <w:rPr>
+          <w:sz w:val="24"/>
+          <w:szCs w:val="24"/>
+        </w:rPr>
+        <w:t>}</w:t>
       </w:r>
       <w:r>
         <w:rPr>
@@ -834,72 +715,53 @@
           <w:sz w:val="24"/>
           <w:szCs w:val="24"/>
         </w:rPr>
-        <w:t xml:space="preserve">{сумма_поставки_формат}</w:t>
-      </w:r>
-      <w:r>
-        <w:rPr>
-          <w:sz w:val="24"/>
-          <w:szCs w:val="24"/>
-        </w:rPr>
-        <w:t/>
-      </w:r>
-      <w:r>
-        <w:rPr>
-          <w:sz w:val="24"/>
-          <w:szCs w:val="24"/>
-        </w:rPr>
-        <w:t/>
-      </w:r>
-      <w:r>
-        <w:rPr>
-          <w:sz w:val="24"/>
-          <w:szCs w:val="24"/>
-          <w:highlight w:val="yellow"/>
-        </w:rPr>
-        <w:t xml:space="preserve"> руб. </w:t>
-      </w:r>
-      <w:r>
-        <w:rPr>
-          <w:sz w:val="24"/>
-          <w:szCs w:val="24"/>
-        </w:rPr>
-        <w:t xml:space="preserve">(акт сдачи-приемки </w:t>
-      </w:r>
-      <w:r>
-        <w:rPr>
-          <w:sz w:val="24"/>
-          <w:szCs w:val="24"/>
-          <w:highlight w:val="yellow"/>
-        </w:rPr>
-        <w:t>Товара</w:t>
-      </w:r>
-      <w:r>
-        <w:rPr>
-          <w:sz w:val="24"/>
-          <w:szCs w:val="24"/>
-        </w:rPr>
-        <w:t xml:space="preserve"> на ответственное хранение </w:t>
-      </w:r>
-      <w:r>
-        <w:rPr>
-          <w:sz w:val="24"/>
-          <w:szCs w:val="24"/>
-        </w:rPr>
-        <w:t xml:space="preserve">{номер_дата_акта_отв_хранения}</w:t>
-      </w:r>
-      <w:r>
-        <w:rPr>
-          <w:sz w:val="24"/>
-          <w:szCs w:val="24"/>
-        </w:rPr>
-        <w:t/>
-      </w:r>
-      <w:r>
-        <w:rPr>
-          <w:sz w:val="24"/>
-          <w:szCs w:val="24"/>
-        </w:rPr>
-        <w:t/>
+        <w:t>{</w:t>
+      </w:r>
+      <w:proofErr w:type="spellStart"/>
+      <w:r>
+        <w:rPr>
+          <w:sz w:val="24"/>
+          <w:szCs w:val="24"/>
+        </w:rPr>
+        <w:t>сумма_поставки_формат</w:t>
+      </w:r>
+      <w:proofErr w:type="spellEnd"/>
+      <w:r>
+        <w:rPr>
+          <w:sz w:val="24"/>
+          <w:szCs w:val="24"/>
+        </w:rPr>
+        <w:t>}</w:t>
+      </w:r>
+      <w:r>
+        <w:rPr>
+          <w:sz w:val="24"/>
+          <w:szCs w:val="24"/>
+        </w:rPr>
+        <w:t xml:space="preserve"> руб. (акт сдачи-приемки Товара на ответственное хранение </w:t>
+      </w:r>
+      <w:r>
+        <w:rPr>
+          <w:sz w:val="24"/>
+          <w:szCs w:val="24"/>
+        </w:rPr>
+        <w:t>{</w:t>
+      </w:r>
+      <w:proofErr w:type="spellStart"/>
+      <w:r>
+        <w:rPr>
+          <w:sz w:val="24"/>
+          <w:szCs w:val="24"/>
+        </w:rPr>
+        <w:t>номер_дата_акта_отв_хранения</w:t>
+      </w:r>
+      <w:proofErr w:type="spellEnd"/>
+      <w:r>
+        <w:rPr>
+          <w:sz w:val="24"/>
+          <w:szCs w:val="24"/>
+        </w:rPr>
+        <w:t>}</w:t>
       </w:r>
       <w:r>
         <w:rPr>
@@ -913,21 +775,23 @@
           <w:sz w:val="24"/>
           <w:szCs w:val="24"/>
         </w:rPr>
-        <w:t xml:space="preserve">{дата_акта_отв_хранения}</w:t>
-      </w:r>
-      <w:r>
-        <w:rPr>
-          <w:sz w:val="24"/>
-          <w:szCs w:val="24"/>
-        </w:rPr>
-        <w:t/>
-      </w:r>
-      <w:r>
-        <w:rPr>
-          <w:sz w:val="24"/>
-          <w:szCs w:val="24"/>
-        </w:rPr>
-        <w:t/>
+        <w:t>{</w:t>
+      </w:r>
+      <w:proofErr w:type="spellStart"/>
+      <w:r>
+        <w:rPr>
+          <w:sz w:val="24"/>
+          <w:szCs w:val="24"/>
+        </w:rPr>
+        <w:t>дата_акта_отв_хранения</w:t>
+      </w:r>
+      <w:proofErr w:type="spellEnd"/>
+      <w:r>
+        <w:rPr>
+          <w:sz w:val="24"/>
+          <w:szCs w:val="24"/>
+        </w:rPr>
+        <w:t>}</w:t>
       </w:r>
       <w:r>
         <w:rPr>
@@ -941,21 +805,23 @@
           <w:sz w:val="24"/>
           <w:szCs w:val="24"/>
         </w:rPr>
-        <w:t xml:space="preserve">{номер_дата_документа_приемки}</w:t>
-      </w:r>
-      <w:r>
-        <w:rPr>
-          <w:sz w:val="24"/>
-          <w:szCs w:val="24"/>
-        </w:rPr>
-        <w:t/>
-      </w:r>
-      <w:r>
-        <w:rPr>
-          <w:sz w:val="24"/>
-          <w:szCs w:val="24"/>
-        </w:rPr>
-        <w:t/>
+        <w:t>{</w:t>
+      </w:r>
+      <w:proofErr w:type="spellStart"/>
+      <w:r>
+        <w:rPr>
+          <w:sz w:val="24"/>
+          <w:szCs w:val="24"/>
+        </w:rPr>
+        <w:t>номер_дата_документа_приемки</w:t>
+      </w:r>
+      <w:proofErr w:type="spellEnd"/>
+      <w:r>
+        <w:rPr>
+          <w:sz w:val="24"/>
+          <w:szCs w:val="24"/>
+        </w:rPr>
+        <w:t>}</w:t>
       </w:r>
       <w:r>
         <w:rPr>
@@ -969,21 +835,23 @@
           <w:sz w:val="24"/>
           <w:szCs w:val="24"/>
         </w:rPr>
-        <w:t xml:space="preserve">{дата_документа_приемки}</w:t>
-      </w:r>
-      <w:r>
-        <w:rPr>
-          <w:sz w:val="24"/>
-          <w:szCs w:val="24"/>
-        </w:rPr>
-        <w:t/>
-      </w:r>
-      <w:r>
-        <w:rPr>
-          <w:sz w:val="24"/>
-          <w:szCs w:val="24"/>
-        </w:rPr>
-        <w:t/>
+        <w:t>{</w:t>
+      </w:r>
+      <w:proofErr w:type="spellStart"/>
+      <w:r>
+        <w:rPr>
+          <w:sz w:val="24"/>
+          <w:szCs w:val="24"/>
+        </w:rPr>
+        <w:t>дата_документа_приемки</w:t>
+      </w:r>
+      <w:proofErr w:type="spellEnd"/>
+      <w:r>
+        <w:rPr>
+          <w:sz w:val="24"/>
+          <w:szCs w:val="24"/>
+        </w:rPr>
+        <w:t>}</w:t>
       </w:r>
       <w:r>
         <w:rPr>
@@ -1019,76 +887,60 @@
           <w:sz w:val="24"/>
           <w:szCs w:val="24"/>
         </w:rPr>
-        <w:t xml:space="preserve">{срок_поставки_истек}</w:t>
-      </w:r>
-      <w:r>
-        <w:rPr>
-          <w:sz w:val="24"/>
-          <w:szCs w:val="24"/>
-          <w:highlight w:val="yellow"/>
-        </w:rPr>
-        <w:t/>
-      </w:r>
-      <w:r>
-        <w:rPr>
-          <w:sz w:val="24"/>
-          <w:szCs w:val="24"/>
-          <w:highlight w:val="yellow"/>
-        </w:rPr>
-        <w:t/>
-      </w:r>
-      <w:r>
-        <w:rPr>
-          <w:sz w:val="24"/>
-          <w:szCs w:val="24"/>
-          <w:highlight w:val="yellow"/>
-        </w:rPr>
-        <w:t xml:space="preserve"> </w:t>
-      </w:r>
-      <w:r>
-        <w:rPr>
-          <w:sz w:val="24"/>
-          <w:szCs w:val="24"/>
-        </w:rPr>
-        <w:t xml:space="preserve">(п. </w:t>
-      </w:r>
-      <w:r>
-        <w:rPr>
-          <w:sz w:val="24"/>
-          <w:szCs w:val="24"/>
-        </w:rPr>
-        <w:t xml:space="preserve">{пункт_контракта_срок}</w:t>
-      </w:r>
-      <w:r>
-        <w:rPr>
-          <w:sz w:val="24"/>
-          <w:szCs w:val="24"/>
-          <w:highlight w:val="yellow"/>
-        </w:rPr>
-        <w:t/>
-      </w:r>
-      <w:r>
-        <w:rPr>
-          <w:sz w:val="24"/>
-          <w:szCs w:val="24"/>
-          <w:highlight w:val="yellow"/>
-        </w:rPr>
-        <w:t/>
-      </w:r>
-      <w:r>
-        <w:rPr>
-          <w:sz w:val="24"/>
-          <w:szCs w:val="24"/>
-          <w:highlight w:val="yellow"/>
-        </w:rPr>
-        <w:t xml:space="preserve"> </w:t>
-      </w:r>
-      <w:r>
-        <w:rPr>
-          <w:sz w:val="24"/>
-          <w:szCs w:val="24"/>
-        </w:rPr>
-        <w:t>контракта).</w:t>
+        <w:t>{</w:t>
+      </w:r>
+      <w:proofErr w:type="spellStart"/>
+      <w:r>
+        <w:rPr>
+          <w:sz w:val="24"/>
+          <w:szCs w:val="24"/>
+        </w:rPr>
+        <w:t>срок_поставки_истек</w:t>
+      </w:r>
+      <w:proofErr w:type="spellEnd"/>
+      <w:r>
+        <w:rPr>
+          <w:sz w:val="24"/>
+          <w:szCs w:val="24"/>
+        </w:rPr>
+        <w:t>}</w:t>
+      </w:r>
+      <w:r>
+        <w:rPr>
+          <w:sz w:val="24"/>
+          <w:szCs w:val="24"/>
+        </w:rPr>
+        <w:t xml:space="preserve"> (п. </w:t>
+      </w:r>
+      <w:r>
+        <w:rPr>
+          <w:sz w:val="24"/>
+          <w:szCs w:val="24"/>
+        </w:rPr>
+        <w:t>{</w:t>
+      </w:r>
+      <w:proofErr w:type="spellStart"/>
+      <w:r>
+        <w:rPr>
+          <w:sz w:val="24"/>
+          <w:szCs w:val="24"/>
+        </w:rPr>
+        <w:t>пункт_контракта_срок</w:t>
+      </w:r>
+      <w:proofErr w:type="spellEnd"/>
+      <w:r>
+        <w:rPr>
+          <w:sz w:val="24"/>
+          <w:szCs w:val="24"/>
+        </w:rPr>
+        <w:t>}</w:t>
+      </w:r>
+      <w:r>
+        <w:rPr>
+          <w:sz w:val="24"/>
+          <w:szCs w:val="24"/>
+        </w:rPr>
+        <w:t xml:space="preserve"> контракта).</w:t>
       </w:r>
     </w:p>
     <w:p>
@@ -1117,29 +969,28 @@
           <w:sz w:val="24"/>
           <w:szCs w:val="23"/>
         </w:rPr>
-        <w:t xml:space="preserve">п. {пункт_контракта_неустойка}</w:t>
-      </w:r>
-      <w:r>
-        <w:rPr>
-          <w:sz w:val="24"/>
-          <w:szCs w:val="23"/>
-          <w:highlight w:val="yellow"/>
-        </w:rPr>
-        <w:t/>
-      </w:r>
-      <w:r>
-        <w:rPr>
-          <w:sz w:val="24"/>
-          <w:szCs w:val="23"/>
-          <w:highlight w:val="yellow"/>
-        </w:rPr>
-        <w:t/>
-      </w:r>
-      <w:r>
-        <w:rPr>
-          <w:sz w:val="24"/>
-          <w:szCs w:val="23"/>
-          <w:highlight w:val="yellow"/>
+        <w:t>п. {</w:t>
+      </w:r>
+      <w:proofErr w:type="spellStart"/>
+      <w:r>
+        <w:rPr>
+          <w:sz w:val="24"/>
+          <w:szCs w:val="23"/>
+        </w:rPr>
+        <w:t>пункт_контракта_неустойка</w:t>
+      </w:r>
+      <w:proofErr w:type="spellEnd"/>
+      <w:r>
+        <w:rPr>
+          <w:sz w:val="24"/>
+          <w:szCs w:val="23"/>
+        </w:rPr>
+        <w:t>}</w:t>
+      </w:r>
+      <w:r>
+        <w:rPr>
+          <w:sz w:val="24"/>
+          <w:szCs w:val="23"/>
         </w:rPr>
         <w:t xml:space="preserve"> договора </w:t>
       </w:r>
@@ -1182,12 +1033,6 @@
         <w:gridCol w:w="1351"/>
       </w:tblGrid>
       <w:tr>
-        <w:tblPrEx>
-          <w:tblCellMar>
-            <w:top w:w="0" w:type="dxa"/>
-            <w:bottom w:w="0" w:type="dxa"/>
-          </w:tblCellMar>
-        </w:tblPrEx>
         <w:trPr>
           <w:trHeight w:val="104"/>
         </w:trPr>
@@ -1217,29 +1062,26 @@
                 <w:szCs w:val="23"/>
                 <w:lang w:val="en-US"/>
               </w:rPr>
-              <w:t xml:space="preserve">{сумма_поставки_формат}</w:t>
+              <w:t>{</w:t>
             </w:r>
-            <w:proofErr w:type="gramStart"/>
-            <w:r>
-              <w:t/>
-            </w:r>
+            <w:proofErr w:type="spellStart"/>
             <w:r>
               <w:rPr>
                 <w:sz w:val="23"/>
                 <w:szCs w:val="23"/>
                 <w:lang w:val="en-US"/>
               </w:rPr>
-              <w:t/>
+              <w:t>сумма_поставки_формат</w:t>
             </w:r>
+            <w:proofErr w:type="spellEnd"/>
             <w:r>
               <w:rPr>
                 <w:sz w:val="23"/>
                 <w:szCs w:val="23"/>
                 <w:lang w:val="en-US"/>
               </w:rPr>
-              <w:t/>
+              <w:t>}</w:t>
             </w:r>
-            <w:proofErr w:type="gramEnd"/>
           </w:p>
         </w:tc>
         <w:tc>
@@ -1302,7 +1144,6 @@
               <w:rPr>
                 <w:sz w:val="23"/>
                 <w:szCs w:val="23"/>
-                <w:highlight w:val="yellow"/>
               </w:rPr>
             </w:pPr>
             <w:r>
@@ -1311,7 +1152,6 @@
                 <w:iCs/>
                 <w:sz w:val="23"/>
                 <w:szCs w:val="23"/>
-                <w:highlight w:val="yellow"/>
               </w:rPr>
               <w:t xml:space="preserve"> </w:t>
             </w:r>
@@ -1327,14 +1167,12 @@
               <w:rPr>
                 <w:sz w:val="23"/>
                 <w:szCs w:val="23"/>
-                <w:highlight w:val="yellow"/>
               </w:rPr>
             </w:pPr>
             <w:r>
               <w:rPr>
                 <w:sz w:val="23"/>
                 <w:szCs w:val="23"/>
-                <w:highlight w:val="yellow"/>
               </w:rPr>
               <w:t>(1/300*</w:t>
             </w:r>
@@ -1342,35 +1180,51 @@
               <w:rPr>
                 <w:sz w:val="23"/>
                 <w:szCs w:val="23"/>
-                <w:highlight w:val="yellow"/>
                 <w:lang w:val="en-US"/>
               </w:rPr>
-              <w:t xml:space="preserve">{ставка_формат}</w:t>
+              <w:t>{</w:t>
+            </w:r>
+            <w:proofErr w:type="spellStart"/>
+            <w:r>
+              <w:rPr>
+                <w:sz w:val="23"/>
+                <w:szCs w:val="23"/>
+                <w:lang w:val="en-US"/>
+              </w:rPr>
+              <w:t>ставка_</w:t>
+            </w:r>
+            <w:proofErr w:type="gramStart"/>
+            <w:r>
+              <w:rPr>
+                <w:sz w:val="23"/>
+                <w:szCs w:val="23"/>
+                <w:lang w:val="en-US"/>
+              </w:rPr>
+              <w:t>формат</w:t>
+            </w:r>
+            <w:proofErr w:type="spellEnd"/>
+            <w:r>
+              <w:rPr>
+                <w:sz w:val="23"/>
+                <w:szCs w:val="23"/>
+                <w:lang w:val="en-US"/>
+              </w:rPr>
+              <w:t>}</w:t>
             </w:r>
             <w:r>
               <w:rPr>
                 <w:sz w:val="23"/>
                 <w:szCs w:val="23"/>
-                <w:highlight w:val="yellow"/>
               </w:rPr>
-              <w:t/>
+              <w:t>%</w:t>
             </w:r>
+            <w:proofErr w:type="gramEnd"/>
             <w:r>
               <w:rPr>
                 <w:sz w:val="23"/>
                 <w:szCs w:val="23"/>
-                <w:highlight w:val="yellow"/>
-                <w:lang w:val="en-US"/>
               </w:rPr>
-              <w:t/>
-            </w:r>
-            <w:r>
-              <w:rPr>
-                <w:sz w:val="23"/>
-                <w:szCs w:val="23"/>
-                <w:highlight w:val="yellow"/>
-              </w:rPr>
-              <w:t xml:space="preserve">%) </w:t>
+              <w:t xml:space="preserve">) </w:t>
             </w:r>
           </w:p>
         </w:tc>
@@ -1384,14 +1238,12 @@
               <w:rPr>
                 <w:sz w:val="23"/>
                 <w:szCs w:val="23"/>
-                <w:highlight w:val="yellow"/>
               </w:rPr>
             </w:pPr>
             <w:r>
               <w:rPr>
                 <w:sz w:val="23"/>
                 <w:szCs w:val="23"/>
-                <w:highlight w:val="yellow"/>
               </w:rPr>
               <w:t xml:space="preserve">* </w:t>
             </w:r>
@@ -1405,42 +1257,40 @@
             <w:pPr>
               <w:pStyle w:val="Default"/>
               <w:rPr>
-                <w:sz w:val="16"/>
+                <w:sz w:val="23"/>
                 <w:szCs w:val="23"/>
-                <w:highlight w:val="yellow"/>
               </w:rPr>
             </w:pPr>
             <w:r>
               <w:rPr>
-                <w:sz w:val="16"/>
+                <w:sz w:val="23"/>
                 <w:szCs w:val="23"/>
-                <w:highlight w:val="yellow"/>
                 <w:lang w:val="en-US"/>
               </w:rPr>
-              <w:t xml:space="preserve">{дней_просрочки}</w:t>
+              <w:t>{</w:t>
+            </w:r>
+            <w:proofErr w:type="spellStart"/>
+            <w:r>
+              <w:rPr>
+                <w:sz w:val="23"/>
+                <w:szCs w:val="23"/>
+                <w:lang w:val="en-US"/>
+              </w:rPr>
+              <w:t>дней_просрочки</w:t>
+            </w:r>
+            <w:proofErr w:type="spellEnd"/>
+            <w:r>
+              <w:rPr>
+                <w:sz w:val="23"/>
+                <w:szCs w:val="23"/>
+                <w:lang w:val="en-US"/>
+              </w:rPr>
+              <w:t>}</w:t>
             </w:r>
             <w:r>
               <w:rPr>
-                <w:sz w:val="16"/>
+                <w:sz w:val="23"/>
                 <w:szCs w:val="23"/>
-                <w:highlight w:val="yellow"/>
-              </w:rPr>
-              <w:t/>
-            </w:r>
-            <w:r>
-              <w:rPr>
-                <w:sz w:val="16"/>
-                <w:szCs w:val="23"/>
-                <w:highlight w:val="yellow"/>
-                <w:lang w:val="en-US"/>
-              </w:rPr>
-              <w:t/>
-            </w:r>
-            <w:r>
-              <w:rPr>
-                <w:sz w:val="16"/>
-                <w:szCs w:val="23"/>
-                <w:highlight w:val="yellow"/>
               </w:rPr>
               <w:t xml:space="preserve"> </w:t>
             </w:r>
@@ -1456,14 +1306,12 @@
               <w:rPr>
                 <w:sz w:val="23"/>
                 <w:szCs w:val="23"/>
-                <w:highlight w:val="yellow"/>
               </w:rPr>
             </w:pPr>
             <w:r>
               <w:rPr>
                 <w:sz w:val="23"/>
                 <w:szCs w:val="23"/>
-                <w:highlight w:val="yellow"/>
               </w:rPr>
               <w:t xml:space="preserve">= </w:t>
             </w:r>
@@ -1479,40 +1327,38 @@
               <w:rPr>
                 <w:sz w:val="23"/>
                 <w:szCs w:val="23"/>
-                <w:highlight w:val="yellow"/>
               </w:rPr>
             </w:pPr>
             <w:r>
               <w:rPr>
-                <w:sz w:val="18"/>
+                <w:sz w:val="23"/>
                 <w:szCs w:val="23"/>
-                <w:highlight w:val="yellow"/>
                 <w:lang w:val="en-US"/>
               </w:rPr>
-              <w:t xml:space="preserve">{сумма_пени}</w:t>
+              <w:t>{</w:t>
+            </w:r>
+            <w:proofErr w:type="spellStart"/>
+            <w:r>
+              <w:rPr>
+                <w:sz w:val="23"/>
+                <w:szCs w:val="23"/>
+                <w:lang w:val="en-US"/>
+              </w:rPr>
+              <w:t>сумма_пени</w:t>
+            </w:r>
+            <w:proofErr w:type="spellEnd"/>
+            <w:r>
+              <w:rPr>
+                <w:sz w:val="23"/>
+                <w:szCs w:val="23"/>
+                <w:lang w:val="en-US"/>
+              </w:rPr>
+              <w:t>}</w:t>
             </w:r>
             <w:r>
               <w:rPr>
-                <w:sz w:val="18"/>
+                <w:sz w:val="23"/>
                 <w:szCs w:val="23"/>
-                <w:highlight w:val="yellow"/>
-              </w:rPr>
-              <w:t/>
-            </w:r>
-            <w:r>
-              <w:rPr>
-                <w:sz w:val="18"/>
-                <w:szCs w:val="23"/>
-                <w:highlight w:val="yellow"/>
-                <w:lang w:val="en-US"/>
-              </w:rPr>
-              <w:t/>
-            </w:r>
-            <w:r>
-              <w:rPr>
-                <w:sz w:val="18"/>
-                <w:szCs w:val="23"/>
-                <w:highlight w:val="yellow"/>
               </w:rPr>
               <w:t xml:space="preserve"> </w:t>
             </w:r>
@@ -1551,52 +1397,35 @@
         </w:rPr>
         <w:t xml:space="preserve">Цена контракта – </w:t>
       </w:r>
-      <w:proofErr w:type="gramStart"/>
       <w:r>
         <w:rPr>
           <w:sz w:val="18"/>
           <w:szCs w:val="18"/>
-          <w:lang w:val="en-US"/>
-        </w:rPr>
-        <w:t xml:space="preserve">{сумма_поставки_формат}</w:t>
-      </w:r>
-      <w:r>
-        <w:t/>
-      </w:r>
-      <w:r>
-        <w:t/>
-      </w:r>
-      <w:proofErr w:type="gramEnd"/>
-      <w:r>
-        <w:rPr>
-          <w:sz w:val="23"/>
-          <w:szCs w:val="23"/>
-          <w:lang w:val="en-US"/>
-        </w:rPr>
-        <w:t/>
-      </w:r>
+        </w:rPr>
+        <w:t>{</w:t>
+      </w:r>
+      <w:proofErr w:type="spellStart"/>
       <w:r>
         <w:rPr>
           <w:sz w:val="18"/>
           <w:szCs w:val="18"/>
-          <w:lang w:val="en-US"/>
-        </w:rPr>
-        <w:t/>
-      </w:r>
+        </w:rPr>
+        <w:t>сумма_поставки_формат</w:t>
+      </w:r>
+      <w:proofErr w:type="spellEnd"/>
       <w:r>
         <w:rPr>
           <w:sz w:val="18"/>
           <w:szCs w:val="18"/>
-          <w:highlight w:val="yellow"/>
-        </w:rPr>
-        <w:t xml:space="preserve"> </w:t>
+        </w:rPr>
+        <w:t>}</w:t>
       </w:r>
       <w:r>
         <w:rPr>
           <w:sz w:val="18"/>
           <w:szCs w:val="18"/>
         </w:rPr>
-        <w:t xml:space="preserve">руб.; </w:t>
+        <w:t xml:space="preserve"> руб.; </w:t>
       </w:r>
     </w:p>
     <w:p>
@@ -1612,44 +1441,46 @@
           <w:sz w:val="18"/>
           <w:szCs w:val="18"/>
         </w:rPr>
-        <w:t>Стоимость фактич</w:t>
-      </w:r>
-      <w:proofErr w:type="gramStart"/>
+        <w:t xml:space="preserve">Стоимость </w:t>
+      </w:r>
+      <w:proofErr w:type="spellStart"/>
       <w:r>
         <w:rPr>
           <w:sz w:val="18"/>
           <w:szCs w:val="18"/>
         </w:rPr>
-        <w:t>.</w:t>
-      </w:r>
-      <w:proofErr w:type="gramEnd"/>
+        <w:t>фактич</w:t>
+      </w:r>
+      <w:proofErr w:type="spellEnd"/>
+      <w:proofErr w:type="gramStart"/>
       <w:r>
         <w:rPr>
           <w:sz w:val="18"/>
           <w:szCs w:val="18"/>
         </w:rPr>
-        <w:t xml:space="preserve"> исполненного обязательства – </w:t>
-      </w:r>
+        <w:t>.</w:t>
+      </w:r>
+      <w:proofErr w:type="gramEnd"/>
       <w:r>
         <w:rPr>
           <w:sz w:val="18"/>
           <w:szCs w:val="18"/>
         </w:rPr>
-        <w:t>0</w:t>
+        <w:t xml:space="preserve"> исполненного обязательства – </w:t>
       </w:r>
       <w:r>
         <w:rPr>
           <w:sz w:val="18"/>
           <w:szCs w:val="18"/>
         </w:rPr>
-        <w:t xml:space="preserve"> руб</w:t>
+        <w:t>0</w:t>
       </w:r>
       <w:r>
         <w:rPr>
           <w:sz w:val="18"/>
           <w:szCs w:val="18"/>
         </w:rPr>
-        <w:t xml:space="preserve">.; </w:t>
+        <w:t xml:space="preserve"> руб.; </w:t>
       </w:r>
     </w:p>
     <w:p>
@@ -1665,60 +1496,53 @@
           <w:sz w:val="18"/>
           <w:szCs w:val="18"/>
         </w:rPr>
-        <w:t>Размер ставки – (1/300</w:t>
-      </w:r>
-      <w:proofErr w:type="gramStart"/>
+        <w:t>Размер ставки – (1/300*</w:t>
+      </w:r>
       <w:r>
         <w:rPr>
           <w:sz w:val="18"/>
           <w:szCs w:val="18"/>
         </w:rPr>
-        <w:t>*</w:t>
-      </w:r>
+        <w:t>{</w:t>
+      </w:r>
+      <w:proofErr w:type="spellStart"/>
       <w:r>
         <w:rPr>
           <w:sz w:val="18"/>
           <w:szCs w:val="18"/>
         </w:rPr>
-        <w:t xml:space="preserve">{ставка_формат}</w:t>
-      </w:r>
-      <w:r>
-        <w:rPr>
-          <w:sz w:val="23"/>
-          <w:szCs w:val="23"/>
-          <w:highlight w:val="yellow"/>
-        </w:rPr>
-        <w:t/>
-      </w:r>
-      <w:r>
-        <w:rPr>
-          <w:sz w:val="23"/>
-          <w:szCs w:val="23"/>
-          <w:highlight w:val="yellow"/>
-        </w:rPr>
-        <w:t/>
-      </w:r>
-      <w:proofErr w:type="gramEnd"/>
+        <w:t>ставка_</w:t>
+      </w:r>
+      <w:proofErr w:type="gramStart"/>
       <w:r>
         <w:rPr>
           <w:sz w:val="18"/>
           <w:szCs w:val="18"/>
         </w:rPr>
-        <w:t/>
-      </w:r>
+        <w:t>формат</w:t>
+      </w:r>
+      <w:proofErr w:type="spellEnd"/>
       <w:r>
         <w:rPr>
           <w:sz w:val="18"/>
           <w:szCs w:val="18"/>
         </w:rPr>
-        <w:t/>
+        <w:t>}</w:t>
       </w:r>
       <w:r>
         <w:rPr>
           <w:sz w:val="18"/>
           <w:szCs w:val="18"/>
         </w:rPr>
-        <w:t xml:space="preserve">%); </w:t>
+        <w:t>%</w:t>
+      </w:r>
+      <w:proofErr w:type="gramEnd"/>
+      <w:r>
+        <w:rPr>
+          <w:sz w:val="18"/>
+          <w:szCs w:val="18"/>
+        </w:rPr>
+        <w:t xml:space="preserve">); </w:t>
       </w:r>
     </w:p>
     <w:p>
@@ -1734,64 +1558,37 @@
           <w:sz w:val="18"/>
           <w:szCs w:val="18"/>
         </w:rPr>
-        <w:t>Количество дней просрочки –</w:t>
+        <w:t xml:space="preserve">Количество дней просрочки – </w:t>
       </w:r>
       <w:r>
         <w:rPr>
           <w:sz w:val="18"/>
           <w:szCs w:val="18"/>
-          <w:highlight w:val="yellow"/>
-        </w:rPr>
-        <w:t xml:space="preserve"> </w:t>
-      </w:r>
-      <w:proofErr w:type="gramStart"/>
+        </w:rPr>
+        <w:t>{</w:t>
+      </w:r>
+      <w:proofErr w:type="spellStart"/>
       <w:r>
         <w:rPr>
           <w:sz w:val="18"/>
           <w:szCs w:val="18"/>
-          <w:highlight w:val="yellow"/>
-        </w:rPr>
-        <w:t xml:space="preserve">{дней_просрочки}</w:t>
-      </w:r>
-      <w:r>
-        <w:rPr>
-          <w:sz w:val="16"/>
-          <w:szCs w:val="23"/>
-          <w:highlight w:val="yellow"/>
-        </w:rPr>
-        <w:t/>
-      </w:r>
-      <w:proofErr w:type="gramEnd"/>
+        </w:rPr>
+        <w:t>дней_просрочки</w:t>
+      </w:r>
+      <w:proofErr w:type="spellEnd"/>
       <w:r>
         <w:rPr>
           <w:sz w:val="18"/>
           <w:szCs w:val="18"/>
-          <w:highlight w:val="yellow"/>
-        </w:rPr>
-        <w:t/>
+        </w:rPr>
+        <w:t>}</w:t>
       </w:r>
       <w:r>
         <w:rPr>
           <w:sz w:val="18"/>
           <w:szCs w:val="18"/>
-          <w:highlight w:val="yellow"/>
-        </w:rPr>
-        <w:t/>
-      </w:r>
-      <w:r>
-        <w:rPr>
-          <w:sz w:val="18"/>
-          <w:szCs w:val="18"/>
-          <w:highlight w:val="yellow"/>
-        </w:rPr>
-        <w:t>;</w:t>
-      </w:r>
-      <w:r>
-        <w:rPr>
-          <w:sz w:val="18"/>
-          <w:szCs w:val="18"/>
-        </w:rPr>
-        <w:t xml:space="preserve"> </w:t>
+        </w:rPr>
+        <w:t xml:space="preserve">; </w:t>
       </w:r>
     </w:p>
     <w:p>
@@ -1814,53 +1611,35 @@
         </w:rPr>
         <w:t xml:space="preserve">Сумма пени – </w:t>
       </w:r>
-      <w:proofErr w:type="gramStart"/>
       <w:r>
         <w:rPr>
           <w:sz w:val="18"/>
           <w:szCs w:val="18"/>
         </w:rPr>
-        <w:t xml:space="preserve">{сумма_пени}</w:t>
-      </w:r>
-      <w:r>
-        <w:rPr>
-          <w:sz w:val="18"/>
-          <w:szCs w:val="23"/>
-          <w:highlight w:val="yellow"/>
-        </w:rPr>
-        <w:t/>
-      </w:r>
-      <w:proofErr w:type="gramEnd"/>
+        <w:t>{</w:t>
+      </w:r>
+      <w:proofErr w:type="spellStart"/>
       <w:r>
         <w:rPr>
           <w:sz w:val="18"/>
           <w:szCs w:val="18"/>
-          <w:highlight w:val="yellow"/>
-        </w:rPr>
-        <w:t/>
-      </w:r>
+        </w:rPr>
+        <w:t>сумма_пени</w:t>
+      </w:r>
+      <w:proofErr w:type="spellEnd"/>
       <w:r>
         <w:rPr>
           <w:sz w:val="18"/>
           <w:szCs w:val="18"/>
-          <w:highlight w:val="yellow"/>
-        </w:rPr>
-        <w:t/>
+        </w:rPr>
+        <w:t>}</w:t>
       </w:r>
       <w:r>
         <w:rPr>
           <w:sz w:val="18"/>
           <w:szCs w:val="18"/>
-          <w:highlight w:val="yellow"/>
-        </w:rPr>
-        <w:t xml:space="preserve"> </w:t>
-      </w:r>
-      <w:r>
-        <w:rPr>
-          <w:sz w:val="18"/>
-          <w:szCs w:val="18"/>
-        </w:rPr>
-        <w:t>руб.</w:t>
+        </w:rPr>
+        <w:t xml:space="preserve"> руб.</w:t>
       </w:r>
     </w:p>
     <w:p>
@@ -1946,14 +1725,7 @@
           <w:sz w:val="24"/>
           <w:szCs w:val="23"/>
         </w:rPr>
-        <w:t>получения настоящей</w:t>
-      </w:r>
-      <w:r>
-        <w:rPr>
-          <w:sz w:val="24"/>
-          <w:szCs w:val="23"/>
-        </w:rPr>
-        <w:t xml:space="preserve"> претензии,</w:t>
+        <w:t>получения настоящей претензии,</w:t>
       </w:r>
       <w:r>
         <w:rPr>
@@ -1986,7 +1758,27 @@
           <w:szCs w:val="23"/>
           <w:u w:val="single"/>
         </w:rPr>
-        <w:t xml:space="preserve">{сумма_пени_руб}</w:t>
+        <w:t>{</w:t>
+      </w:r>
+      <w:proofErr w:type="spellStart"/>
+      <w:r>
+        <w:rPr>
+          <w:b/>
+          <w:sz w:val="24"/>
+          <w:szCs w:val="23"/>
+          <w:u w:val="single"/>
+        </w:rPr>
+        <w:t>сумма_пени_руб</w:t>
+      </w:r>
+      <w:proofErr w:type="spellEnd"/>
+      <w:r>
+        <w:rPr>
+          <w:b/>
+          <w:sz w:val="24"/>
+          <w:szCs w:val="23"/>
+          <w:u w:val="single"/>
+        </w:rPr>
+        <w:t>}</w:t>
       </w:r>
       <w:r>
         <w:rPr>
@@ -1994,10 +1786,9 @@
           <w:bCs/>
           <w:sz w:val="23"/>
           <w:szCs w:val="23"/>
-          <w:highlight w:val="yellow"/>
           <w:u w:val="single"/>
         </w:rPr>
-        <w:t/>
+        <w:t xml:space="preserve"> руб. </w:t>
       </w:r>
       <w:r>
         <w:rPr>
@@ -2005,32 +1796,31 @@
           <w:bCs/>
           <w:sz w:val="23"/>
           <w:szCs w:val="23"/>
-          <w:highlight w:val="yellow"/>
           <w:u w:val="single"/>
         </w:rPr>
-        <w:t/>
-      </w:r>
+        <w:t>{</w:t>
+      </w:r>
+      <w:proofErr w:type="spellStart"/>
       <w:r>
         <w:rPr>
           <w:b/>
           <w:bCs/>
           <w:sz w:val="23"/>
           <w:szCs w:val="23"/>
-          <w:highlight w:val="yellow"/>
           <w:u w:val="single"/>
         </w:rPr>
-        <w:t xml:space="preserve"> руб. </w:t>
-      </w:r>
+        <w:t>сумма_пени_коп</w:t>
+      </w:r>
+      <w:proofErr w:type="spellEnd"/>
       <w:r>
         <w:rPr>
           <w:b/>
           <w:bCs/>
           <w:sz w:val="23"/>
           <w:szCs w:val="23"/>
-          <w:highlight w:val="yellow"/>
           <w:u w:val="single"/>
         </w:rPr>
-        <w:t xml:space="preserve">{сумма_пени_коп}</w:t>
+        <w:t>}</w:t>
       </w:r>
       <w:r>
         <w:rPr>
@@ -2038,10 +1828,9 @@
           <w:bCs/>
           <w:sz w:val="23"/>
           <w:szCs w:val="23"/>
-          <w:highlight w:val="yellow"/>
           <w:u w:val="single"/>
         </w:rPr>
-        <w:t/>
+        <w:t xml:space="preserve"> коп. (</w:t>
       </w:r>
       <w:r>
         <w:rPr>
@@ -2049,32 +1838,31 @@
           <w:bCs/>
           <w:sz w:val="23"/>
           <w:szCs w:val="23"/>
-          <w:highlight w:val="yellow"/>
           <w:u w:val="single"/>
         </w:rPr>
-        <w:t/>
-      </w:r>
+        <w:t>{</w:t>
+      </w:r>
+      <w:proofErr w:type="spellStart"/>
       <w:r>
         <w:rPr>
           <w:b/>
           <w:bCs/>
           <w:sz w:val="23"/>
           <w:szCs w:val="23"/>
-          <w:highlight w:val="yellow"/>
           <w:u w:val="single"/>
         </w:rPr>
-        <w:t xml:space="preserve"> коп. (</w:t>
-      </w:r>
+        <w:t>сумма_пени_прописью</w:t>
+      </w:r>
+      <w:proofErr w:type="spellEnd"/>
       <w:r>
         <w:rPr>
           <w:b/>
           <w:bCs/>
           <w:sz w:val="23"/>
           <w:szCs w:val="23"/>
-          <w:highlight w:val="yellow"/>
           <w:u w:val="single"/>
         </w:rPr>
-        <w:t xml:space="preserve">{сумма_пени_прописью}</w:t>
+        <w:t>}</w:t>
       </w:r>
       <w:r>
         <w:rPr>
@@ -2082,10 +1870,9 @@
           <w:bCs/>
           <w:sz w:val="23"/>
           <w:szCs w:val="23"/>
-          <w:highlight w:val="yellow"/>
           <w:u w:val="single"/>
         </w:rPr>
-        <w:t/>
+        <w:t xml:space="preserve"> рублей </w:t>
       </w:r>
       <w:r>
         <w:rPr>
@@ -2093,33 +1880,31 @@
           <w:bCs/>
           <w:sz w:val="23"/>
           <w:szCs w:val="23"/>
-          <w:highlight w:val="yellow"/>
           <w:u w:val="single"/>
         </w:rPr>
-        <w:t/>
-      </w:r>
+        <w:t>{</w:t>
+      </w:r>
+      <w:proofErr w:type="spellStart"/>
       <w:r>
         <w:rPr>
           <w:b/>
           <w:bCs/>
           <w:sz w:val="23"/>
           <w:szCs w:val="23"/>
-          <w:highlight w:val="yellow"/>
           <w:u w:val="single"/>
         </w:rPr>
-        <w:t xml:space="preserve"> рублей </w:t>
-      </w:r>
-      <w:proofErr w:type="gramStart"/>
+        <w:t>сумма_пени_коп</w:t>
+      </w:r>
+      <w:proofErr w:type="spellEnd"/>
       <w:r>
         <w:rPr>
           <w:b/>
           <w:bCs/>
           <w:sz w:val="23"/>
           <w:szCs w:val="23"/>
-          <w:highlight w:val="yellow"/>
           <w:u w:val="single"/>
         </w:rPr>
-        <w:t xml:space="preserve">{сумма_пени_коп}</w:t>
+        <w:t>}</w:t>
       </w:r>
       <w:r>
         <w:rPr>
@@ -2127,50 +1912,14 @@
           <w:bCs/>
           <w:sz w:val="23"/>
           <w:szCs w:val="23"/>
-          <w:highlight w:val="yellow"/>
           <w:u w:val="single"/>
         </w:rPr>
-        <w:t/>
-      </w:r>
-      <w:r>
-        <w:rPr>
-          <w:b/>
-          <w:bCs/>
+        <w:t xml:space="preserve"> копеек)</w:t>
+      </w:r>
+      <w:r>
+        <w:rPr>
           <w:sz w:val="23"/>
           <w:szCs w:val="23"/>
-          <w:highlight w:val="yellow"/>
-          <w:u w:val="single"/>
-        </w:rPr>
-        <w:t/>
-      </w:r>
-      <w:proofErr w:type="gramEnd"/>
-      <w:r>
-        <w:rPr>
-          <w:b/>
-          <w:bCs/>
-          <w:sz w:val="23"/>
-          <w:szCs w:val="23"/>
-          <w:highlight w:val="yellow"/>
-          <w:u w:val="single"/>
-        </w:rPr>
-        <w:t/>
-      </w:r>
-      <w:r>
-        <w:rPr>
-          <w:b/>
-          <w:bCs/>
-          <w:sz w:val="23"/>
-          <w:szCs w:val="23"/>
-          <w:highlight w:val="yellow"/>
-          <w:u w:val="single"/>
-        </w:rPr>
-        <w:t xml:space="preserve"> копеек)</w:t>
-      </w:r>
-      <w:r>
-        <w:rPr>
-          <w:sz w:val="23"/>
-          <w:szCs w:val="23"/>
-          <w:highlight w:val="yellow"/>
         </w:rPr>
         <w:t>.</w:t>
       </w:r>
@@ -2276,21 +2025,12 @@
           <w:sz w:val="24"/>
           <w:szCs w:val="23"/>
         </w:rPr>
-        <w:t xml:space="preserve"> из суммы, подлежащей оплате поставщику по контракту (отдельному этапу исполнения контракта</w:t>
-      </w:r>
-      <w:r>
-        <w:rPr>
-          <w:sz w:val="24"/>
-          <w:szCs w:val="23"/>
-          <w:highlight w:val="cyan"/>
-        </w:rPr>
-        <w:t>)</w:t>
-      </w:r>
-      <w:r>
-        <w:rPr>
-          <w:sz w:val="24"/>
-          <w:szCs w:val="23"/>
-          <w:highlight w:val="cyan"/>
+        <w:t xml:space="preserve"> из суммы, подлежащей оплате поставщику по контракту (отдельному этапу исполнения контракта)</w:t>
+      </w:r>
+      <w:r>
+        <w:rPr>
+          <w:sz w:val="24"/>
+          <w:szCs w:val="23"/>
         </w:rPr>
         <w:t xml:space="preserve">, </w:t>
       </w:r>
@@ -2298,7 +2038,6 @@
         <w:rPr>
           <w:sz w:val="24"/>
           <w:szCs w:val="23"/>
-          <w:highlight w:val="cyan"/>
         </w:rPr>
         <w:t xml:space="preserve"> </w:t>
       </w:r>
@@ -2306,182 +2045,56 @@
         <w:rPr>
           <w:sz w:val="24"/>
           <w:szCs w:val="23"/>
-          <w:highlight w:val="cyan"/>
-        </w:rPr>
-        <w:t xml:space="preserve">{^обеспечение_нг} или удержать сумму не исполненных Поставщиком в установленный контрактом срок требований Заказчика об уплате неустоек из обеспечения исполнения контракта (договора){/обеспечение_нг}{#обеспечение_нг} или предъявить требование об уплате денежной суммы по независимой гарантии в размере не исполненных Поставщиком в установленный контрактом срок требований Заказчика об уплате неустоек{/обеспечение_нг}.</w:t>
-      </w:r>
-      <w:r>
-        <w:rPr>
-          <w:sz w:val="24"/>
-          <w:szCs w:val="23"/>
-          <w:highlight w:val="cyan"/>
-        </w:rPr>
-        <w:t/>
-      </w:r>
-      <w:r>
-        <w:rPr>
-          <w:sz w:val="24"/>
-          <w:szCs w:val="23"/>
-          <w:highlight w:val="cyan"/>
-        </w:rPr>
-        <w:t/>
-      </w:r>
-      <w:r>
-        <w:rPr>
-          <w:sz w:val="24"/>
-          <w:szCs w:val="23"/>
-        </w:rPr>
-        <w:t/>
-      </w:r>
-      <w:r>
-        <w:rPr>
-          <w:sz w:val="24"/>
-          <w:szCs w:val="23"/>
-        </w:rPr>
-        <w:t/>
-      </w:r>
-      <w:r>
-        <w:rPr>
-          <w:sz w:val="24"/>
-          <w:szCs w:val="23"/>
-        </w:rPr>
-        <w:t/>
-      </w:r>
-      <w:r>
-        <w:rPr>
-          <w:i/>
-          <w:color w:val="FF0000"/>
-          <w:sz w:val="24"/>
-          <w:szCs w:val="23"/>
-        </w:rPr>
-        <w:t/>
-      </w:r>
-      <w:r>
-        <w:rPr>
-          <w:i/>
-          <w:color w:val="FF0000"/>
-          <w:sz w:val="24"/>
-          <w:szCs w:val="23"/>
-        </w:rPr>
-        <w:t/>
-      </w:r>
-      <w:r>
-        <w:rPr>
-          <w:i/>
-          <w:color w:val="FF0000"/>
-          <w:sz w:val="24"/>
-          <w:szCs w:val="23"/>
-        </w:rPr>
-        <w:t/>
-      </w:r>
-      <w:r>
-        <w:rPr>
-          <w:i/>
-          <w:color w:val="FF0000"/>
-          <w:sz w:val="24"/>
-          <w:szCs w:val="23"/>
-        </w:rPr>
-        <w:t/>
-      </w:r>
-      <w:r>
-        <w:rPr>
-          <w:sz w:val="24"/>
-          <w:szCs w:val="23"/>
-          <w:highlight w:val="green"/>
-        </w:rPr>
-        <w:t/>
-      </w:r>
-      <w:r>
-        <w:rPr>
-          <w:sz w:val="24"/>
-          <w:szCs w:val="23"/>
-          <w:highlight w:val="green"/>
-        </w:rPr>
-        <w:t/>
-      </w:r>
-      <w:r>
-        <w:rPr>
-          <w:sz w:val="24"/>
-          <w:szCs w:val="23"/>
-          <w:highlight w:val="green"/>
-        </w:rPr>
-        <w:t/>
-      </w:r>
-      <w:r>
-        <w:rPr>
-          <w:sz w:val="24"/>
-          <w:szCs w:val="23"/>
-          <w:highlight w:val="green"/>
-        </w:rPr>
-        <w:t/>
-      </w:r>
-      <w:r>
-        <w:rPr>
-          <w:sz w:val="24"/>
-          <w:szCs w:val="23"/>
-        </w:rPr>
-        <w:t/>
-      </w:r>
-      <w:r>
-        <w:rPr>
-          <w:i/>
-          <w:color w:val="FF0000"/>
-          <w:sz w:val="24"/>
-          <w:szCs w:val="23"/>
-        </w:rPr>
-        <w:t/>
-      </w:r>
-      <w:r>
-        <w:rPr>
-          <w:i/>
-          <w:color w:val="FF0000"/>
-          <w:sz w:val="24"/>
-          <w:szCs w:val="23"/>
-        </w:rPr>
-        <w:t/>
-      </w:r>
-      <w:r>
-        <w:rPr>
-          <w:i/>
-          <w:color w:val="FF0000"/>
-          <w:sz w:val="24"/>
-          <w:szCs w:val="23"/>
-        </w:rPr>
-        <w:t/>
-      </w:r>
-      <w:r>
-        <w:rPr>
-          <w:i/>
-          <w:color w:val="FF0000"/>
-          <w:sz w:val="24"/>
-          <w:szCs w:val="23"/>
-        </w:rPr>
-        <w:t/>
-      </w:r>
-      <w:r>
-        <w:rPr>
-          <w:i/>
-          <w:color w:val="FF0000"/>
-          <w:sz w:val="24"/>
-          <w:szCs w:val="23"/>
-        </w:rPr>
-        <w:t/>
-      </w:r>
-      <w:r>
-        <w:rPr>
-          <w:i/>
-          <w:color w:val="FF0000"/>
-          <w:sz w:val="24"/>
-          <w:szCs w:val="23"/>
-        </w:rPr>
-        <w:t/>
-      </w:r>
-      <w:r>
-        <w:rPr>
-          <w:sz w:val="24"/>
-          <w:szCs w:val="23"/>
-        </w:rPr>
-        <w:t/>
+        </w:rPr>
+        <w:t>{^</w:t>
+      </w:r>
+      <w:proofErr w:type="spellStart"/>
+      <w:r>
+        <w:rPr>
+          <w:sz w:val="24"/>
+          <w:szCs w:val="23"/>
+        </w:rPr>
+        <w:t>обеспечение_нг</w:t>
+      </w:r>
+      <w:proofErr w:type="spellEnd"/>
+      <w:r>
+        <w:rPr>
+          <w:sz w:val="24"/>
+          <w:szCs w:val="23"/>
+        </w:rPr>
+        <w:t>} или удержать сумму не исполненных Поставщиком в установленный контрактом срок требований Заказчика об уплате неустоек из обеспечения исполнения контракта (договора){/</w:t>
+      </w:r>
+      <w:proofErr w:type="spellStart"/>
+      <w:r>
+        <w:rPr>
+          <w:sz w:val="24"/>
+          <w:szCs w:val="23"/>
+        </w:rPr>
+        <w:t>обеспечение_нг</w:t>
+      </w:r>
+      <w:proofErr w:type="spellEnd"/>
+      <w:r>
+        <w:rPr>
+          <w:sz w:val="24"/>
+          <w:szCs w:val="23"/>
+        </w:rPr>
+        <w:t>}{#обеспечение_нг} или предъявить требование об уплате денежной суммы по независимой гарантии в размере не исполненных Поставщиком в установленный контрактом срок требований Заказчика об уплате неустоек{/</w:t>
+      </w:r>
+      <w:proofErr w:type="spellStart"/>
+      <w:r>
+        <w:rPr>
+          <w:sz w:val="24"/>
+          <w:szCs w:val="23"/>
+        </w:rPr>
+        <w:t>обеспечение_нг</w:t>
+      </w:r>
+      <w:proofErr w:type="spellEnd"/>
+      <w:r>
+        <w:rPr>
+          <w:sz w:val="24"/>
+          <w:szCs w:val="23"/>
+        </w:rPr>
+        <w:t>}.</w:t>
       </w:r>
       <w:r>
         <w:rPr>
@@ -2627,16 +2240,9 @@
           <w:szCs w:val="16"/>
           <w:lang w:val="en-US"/>
         </w:rPr>
-        <w:t xml:space="preserve">{фио_исполнителя}</w:t>
-      </w:r>
-      <w:r>
-        <w:rPr>
-          <w:i/>
-          <w:sz w:val="16"/>
-          <w:szCs w:val="16"/>
-        </w:rPr>
-        <w:t/>
-      </w:r>
+        <w:t>{</w:t>
+      </w:r>
+      <w:proofErr w:type="spellStart"/>
       <w:r>
         <w:rPr>
           <w:i/>
@@ -2644,7 +2250,17 @@
           <w:szCs w:val="16"/>
           <w:lang w:val="en-US"/>
         </w:rPr>
-        <w:t/>
+        <w:t>фио_исполнителя</w:t>
+      </w:r>
+      <w:proofErr w:type="spellEnd"/>
+      <w:r>
+        <w:rPr>
+          <w:i/>
+          <w:sz w:val="16"/>
+          <w:szCs w:val="16"/>
+          <w:lang w:val="en-US"/>
+        </w:rPr>
+        <w:t>}</w:t>
       </w:r>
       <w:r>
         <w:rPr>
@@ -2766,7 +2382,23 @@
         <w:sz w:val="18"/>
         <w:lang w:val="en-US"/>
       </w:rPr>
-      <w:t>34 Dvortsovaya nab., St. Petersburg 190000, Russia</w:t>
+      <w:t xml:space="preserve">34 </w:t>
+    </w:r>
+    <w:proofErr w:type="spellStart"/>
+    <w:r>
+      <w:rPr>
+        <w:sz w:val="18"/>
+        <w:lang w:val="en-US"/>
+      </w:rPr>
+      <w:t>Dvortsovaya</w:t>
+    </w:r>
+    <w:proofErr w:type="spellEnd"/>
+    <w:r>
+      <w:rPr>
+        <w:sz w:val="18"/>
+        <w:lang w:val="en-US"/>
+      </w:rPr>
+      <w:t xml:space="preserve"> nab., St. Petersburg 190000, Russia</w:t>
     </w:r>
   </w:p>
   <w:p>
@@ -2775,6 +2407,7 @@
       <w:jc w:val="center"/>
       <w:rPr>
         <w:sz w:val="18"/>
+        <w:lang w:val="en-US"/>
       </w:rPr>
     </w:pPr>
     <w:r>
@@ -2800,6 +2433,7 @@
     <w:r>
       <w:rPr>
         <w:sz w:val="18"/>
+        <w:lang w:val="en-US"/>
       </w:rPr>
       <w:t>340</w:t>
     </w:r>
@@ -2813,6 +2447,7 @@
     <w:r>
       <w:rPr>
         <w:sz w:val="18"/>
+        <w:lang w:val="en-US"/>
       </w:rPr>
       <w:t>09</w:t>
     </w:r>
@@ -2833,6 +2468,7 @@
     <w:r>
       <w:rPr>
         <w:sz w:val="18"/>
+        <w:lang w:val="en-US"/>
       </w:rPr>
       <w:t>8</w:t>
     </w:r>
@@ -4816,15 +4452,6 @@
   </w:num>
   <w:num w:numId="14" w16cid:durableId="1099911138">
     <w:abstractNumId w:val="16"/>
-    <w:lvlOverride w:ilvl="0"/>
-    <w:lvlOverride w:ilvl="1"/>
-    <w:lvlOverride w:ilvl="2"/>
-    <w:lvlOverride w:ilvl="3"/>
-    <w:lvlOverride w:ilvl="4"/>
-    <w:lvlOverride w:ilvl="5"/>
-    <w:lvlOverride w:ilvl="6"/>
-    <w:lvlOverride w:ilvl="7"/>
-    <w:lvlOverride w:ilvl="8"/>
   </w:num>
   <w:num w:numId="15" w16cid:durableId="1182622561">
     <w:abstractNumId w:val="13"/>
@@ -5298,7 +4925,9 @@
   </w:style>
   <w:style w:type="character" w:default="1" w:styleId="a0">
     <w:name w:val="Default Paragraph Font"/>
+    <w:uiPriority w:val="1"/>
     <w:semiHidden/>
+    <w:unhideWhenUsed/>
   </w:style>
   <w:style w:type="table" w:default="1" w:styleId="a1">
     <w:name w:val="Normal Table"/>
@@ -5464,7 +5093,7 @@
       <w:lang w:eastAsia="en-US"/>
     </w:rPr>
   </w:style>
-  <w:style w:type="paragraph" w:styleId="ab">
+  <w:style w:type="paragraph" w:customStyle="1" w:styleId="ab">
     <w:name w:val="Обычный (веб)"/>
     <w:aliases w:val="Обычный (веб)1,Обычный (Web)1"/>
     <w:basedOn w:val="a"/>

--- a/templates/pretenzii/44_аук_единовр_пост_претензия.docx
+++ b/templates/pretenzii/44_аук_единовр_пост_претензия.docx
@@ -738,7 +738,7 @@
           <w:sz w:val="24"/>
           <w:szCs w:val="24"/>
         </w:rPr>
-        <w:t xml:space="preserve"> руб. (акт сдачи-приемки Товара на ответственное хранение </w:t>
+        <w:t xml:space="preserve"> руб. ({#номер_дата_акта_отв_хранения}акт сдачи-приемки Товара на ответственное хранение </w:t>
       </w:r>
       <w:r>
         <w:rPr>
@@ -798,7 +798,7 @@
           <w:sz w:val="24"/>
           <w:szCs w:val="24"/>
         </w:rPr>
-        <w:t xml:space="preserve">, документ о приемке </w:t>
+        <w:t xml:space="preserve">, {/номер_дата_акта_отв_хранения}документ о приемке </w:t>
       </w:r>
       <w:r>
         <w:rPr>

--- a/templates/pretenzii/44_аук_единовр_пост_претензия.docx
+++ b/templates/pretenzii/44_аук_единовр_пост_претензия.docx
@@ -313,44 +313,7 @@
           <w:sz w:val="24"/>
           <w:szCs w:val="24"/>
         </w:rPr>
-        <w:t>ОГР</w:t>
-      </w:r>
-      <w:r>
-        <w:rPr>
-          <w:sz w:val="24"/>
-          <w:szCs w:val="24"/>
-        </w:rPr>
-        <w:t xml:space="preserve">Н </w:t>
-      </w:r>
-      <w:r>
-        <w:rPr>
-          <w:sz w:val="24"/>
-          <w:szCs w:val="24"/>
-        </w:rPr>
-        <w:t>{</w:t>
-      </w:r>
-      <w:proofErr w:type="spellStart"/>
-      <w:r>
-        <w:rPr>
-          <w:sz w:val="24"/>
-          <w:szCs w:val="24"/>
-        </w:rPr>
-        <w:t>огрн</w:t>
-      </w:r>
-      <w:proofErr w:type="spellEnd"/>
-      <w:r>
-        <w:rPr>
-          <w:sz w:val="24"/>
-          <w:szCs w:val="24"/>
-        </w:rPr>
-        <w:t>}</w:t>
-      </w:r>
-      <w:r>
-        <w:rPr>
-          <w:sz w:val="24"/>
-          <w:szCs w:val="24"/>
-        </w:rPr>
-        <w:t xml:space="preserve">, ИНН </w:t>
+        <w:t xml:space="preserve">ИНН </w:t>
       </w:r>
       <w:r>
         <w:rPr>
@@ -798,7 +761,23 @@
           <w:sz w:val="24"/>
           <w:szCs w:val="24"/>
         </w:rPr>
-        <w:t xml:space="preserve">, {/номер_дата_акта_отв_хранения}документ о приемке </w:t>
+        <w:t>, {/</w:t>
+      </w:r>
+      <w:proofErr w:type="spellStart"/>
+      <w:r>
+        <w:rPr>
+          <w:sz w:val="24"/>
+          <w:szCs w:val="24"/>
+        </w:rPr>
+        <w:t>номер_дата_акта_отв_хранения</w:t>
+      </w:r>
+      <w:proofErr w:type="spellEnd"/>
+      <w:r>
+        <w:rPr>
+          <w:sz w:val="24"/>
+          <w:szCs w:val="24"/>
+        </w:rPr>
+        <w:t xml:space="preserve">}документ о приемке </w:t>
       </w:r>
       <w:r>
         <w:rPr>
@@ -1131,6 +1110,20 @@
                 <w:szCs w:val="23"/>
               </w:rPr>
               <w:t xml:space="preserve">) </w:t>
+            </w:r>
+            <w:r>
+              <w:rPr>
+                <w:sz w:val="23"/>
+                <w:szCs w:val="23"/>
+              </w:rPr>
+              <w:t xml:space="preserve"> </w:t>
+            </w:r>
+            <w:r>
+              <w:rPr>
+                <w:sz w:val="23"/>
+                <w:szCs w:val="23"/>
+              </w:rPr>
+              <w:t>*</w:t>
             </w:r>
           </w:p>
         </w:tc>
@@ -1872,7 +1865,7 @@
           <w:szCs w:val="23"/>
           <w:u w:val="single"/>
         </w:rPr>
-        <w:t xml:space="preserve"> рублей </w:t>
+        <w:t xml:space="preserve"> </w:t>
       </w:r>
       <w:r>
         <w:rPr>
@@ -1914,7 +1907,7 @@
           <w:szCs w:val="23"/>
           <w:u w:val="single"/>
         </w:rPr>
-        <w:t xml:space="preserve"> копеек)</w:t>
+        <w:t>)</w:t>
       </w:r>
       <w:r>
         <w:rPr>

--- a/templates/pretenzii/44_аук_единовр_пост_претензия.docx
+++ b/templates/pretenzii/44_аук_единовр_пост_претензия.docx
@@ -1886,7 +1886,7 @@
           <w:szCs w:val="23"/>
           <w:u w:val="single"/>
         </w:rPr>
-        <w:t>сумма_пени_коп</w:t>
+        <w:t>сумма_пени_коп_прописью</w:t>
       </w:r>
       <w:proofErr w:type="spellEnd"/>
       <w:r>
